--- a/Отчет по курсовой Проценко.docx
+++ b/Отчет по курсовой Проценко.docx
@@ -13565,12 +13565,536 @@
           <w:lang w:val="ru-RU"/>
         </w:rPr>
       </w:pPr>
+      <w:r>
+        <w:t>1.2</w:t>
+      </w:r>
+      <w:r>
+        <w:rPr>
+          <w:lang w:val="ru-RU"/>
+        </w:rPr>
+        <w:t>. Матрица стейкхолдеров</w:t>
+      </w:r>
+    </w:p>
+    <w:tbl>
+      <w:tblPr>
+        <w:tblStyle w:val="aff0"/>
+        <w:tblW w:w="0" w:type="auto"/>
+        <w:tblLook w:val="04A0" w:firstRow="1" w:lastRow="0" w:firstColumn="1" w:lastColumn="0" w:noHBand="0" w:noVBand="1"/>
+      </w:tblPr>
+      <w:tblGrid>
+        <w:gridCol w:w="2463"/>
+        <w:gridCol w:w="2463"/>
+        <w:gridCol w:w="2464"/>
+        <w:gridCol w:w="2464"/>
+      </w:tblGrid>
+      <w:tr>
+        <w:tc>
+          <w:tcPr>
+            <w:tcW w:w="2463" w:type="dxa"/>
+          </w:tcPr>
+          <w:p>
+            <w:pPr>
+              <w:ind w:firstLine="0"/>
+              <w:rPr>
+                <w:lang w:val="ru-RU"/>
+              </w:rPr>
+            </w:pPr>
+            <w:r>
+              <w:rPr>
+                <w:lang w:val="ru-RU"/>
+              </w:rPr>
+              <w:t>Стейкхолдер</w:t>
+            </w:r>
+          </w:p>
+        </w:tc>
+        <w:tc>
+          <w:tcPr>
+            <w:tcW w:w="2463" w:type="dxa"/>
+          </w:tcPr>
+          <w:p>
+            <w:pPr>
+              <w:ind w:firstLine="0"/>
+              <w:rPr>
+                <w:lang w:val="ru-RU"/>
+              </w:rPr>
+            </w:pPr>
+            <w:r>
+              <w:rPr>
+                <w:lang w:val="ru-RU"/>
+              </w:rPr>
+              <w:t>Роль и интересы</w:t>
+            </w:r>
+          </w:p>
+        </w:tc>
+        <w:tc>
+          <w:tcPr>
+            <w:tcW w:w="2464" w:type="dxa"/>
+          </w:tcPr>
+          <w:p>
+            <w:pPr>
+              <w:ind w:firstLine="0"/>
+              <w:rPr>
+                <w:lang w:val="ru-RU"/>
+              </w:rPr>
+            </w:pPr>
+            <w:r>
+              <w:rPr>
+                <w:lang w:val="ru-RU"/>
+              </w:rPr>
+              <w:t>Влияние</w:t>
+            </w:r>
+          </w:p>
+        </w:tc>
+        <w:tc>
+          <w:tcPr>
+            <w:tcW w:w="2464" w:type="dxa"/>
+          </w:tcPr>
+          <w:p>
+            <w:pPr>
+              <w:ind w:firstLine="0"/>
+              <w:rPr>
+                <w:lang w:val="ru-RU"/>
+              </w:rPr>
+            </w:pPr>
+            <w:r>
+              <w:rPr>
+                <w:lang w:val="ru-RU"/>
+              </w:rPr>
+              <w:t>Ожидания от системы</w:t>
+            </w:r>
+          </w:p>
+        </w:tc>
+      </w:tr>
+      <w:tr>
+        <w:tc>
+          <w:tcPr>
+            <w:tcW w:w="2463" w:type="dxa"/>
+          </w:tcPr>
+          <w:p>
+            <w:pPr>
+              <w:ind w:firstLine="0"/>
+              <w:rPr>
+                <w:lang w:val="ru-RU"/>
+              </w:rPr>
+            </w:pPr>
+            <w:r>
+              <w:rPr>
+                <w:lang w:val="ru-RU"/>
+              </w:rPr>
+              <w:t>Руководитель (</w:t>
+            </w:r>
+            <w:proofErr w:type="spellStart"/>
+            <w:r>
+              <w:rPr>
+                <w:lang w:val="ru-RU"/>
+              </w:rPr>
+              <w:t>Leader</w:t>
+            </w:r>
+            <w:proofErr w:type="spellEnd"/>
+            <w:r>
+              <w:rPr>
+                <w:lang w:val="ru-RU"/>
+              </w:rPr>
+              <w:t>)</w:t>
+            </w:r>
+          </w:p>
+        </w:tc>
+        <w:tc>
+          <w:tcPr>
+            <w:tcW w:w="2463" w:type="dxa"/>
+          </w:tcPr>
+          <w:p>
+            <w:pPr>
+              <w:ind w:firstLine="0"/>
+              <w:rPr>
+                <w:lang w:val="ru-RU"/>
+              </w:rPr>
+            </w:pPr>
+            <w:r>
+              <w:rPr>
+                <w:lang w:val="ru-RU"/>
+              </w:rPr>
+              <w:t>Управление проектами, контроль задач</w:t>
+            </w:r>
+          </w:p>
+        </w:tc>
+        <w:tc>
+          <w:tcPr>
+            <w:tcW w:w="2464" w:type="dxa"/>
+          </w:tcPr>
+          <w:p>
+            <w:pPr>
+              <w:ind w:firstLine="0"/>
+              <w:rPr>
+                <w:lang w:val="ru-RU"/>
+              </w:rPr>
+            </w:pPr>
+            <w:r>
+              <w:rPr>
+                <w:lang w:val="ru-RU"/>
+              </w:rPr>
+              <w:t>Высокое</w:t>
+            </w:r>
+          </w:p>
+        </w:tc>
+        <w:tc>
+          <w:tcPr>
+            <w:tcW w:w="2464" w:type="dxa"/>
+          </w:tcPr>
+          <w:p>
+            <w:pPr>
+              <w:ind w:firstLine="0"/>
+              <w:rPr>
+                <w:lang w:val="ru-RU"/>
+              </w:rPr>
+            </w:pPr>
+            <w:r>
+              <w:rPr>
+                <w:lang w:val="ru-RU"/>
+              </w:rPr>
+              <w:t>Прозрачность статусов, удобное назначение задач, наличие аналитики.</w:t>
+            </w:r>
+          </w:p>
+        </w:tc>
+      </w:tr>
+      <w:tr>
+        <w:tc>
+          <w:tcPr>
+            <w:tcW w:w="2463" w:type="dxa"/>
+          </w:tcPr>
+          <w:p>
+            <w:pPr>
+              <w:ind w:firstLine="0"/>
+              <w:rPr>
+                <w:lang w:val="ru-RU"/>
+              </w:rPr>
+            </w:pPr>
+            <w:r>
+              <w:rPr>
+                <w:lang w:val="ru-RU"/>
+              </w:rPr>
+              <w:t>Исполнитель (</w:t>
+            </w:r>
+            <w:proofErr w:type="spellStart"/>
+            <w:r>
+              <w:rPr>
+                <w:lang w:val="ru-RU"/>
+              </w:rPr>
+              <w:t>Worker</w:t>
+            </w:r>
+            <w:proofErr w:type="spellEnd"/>
+            <w:r>
+              <w:rPr>
+                <w:lang w:val="ru-RU"/>
+              </w:rPr>
+              <w:t>)</w:t>
+            </w:r>
+          </w:p>
+        </w:tc>
+        <w:tc>
+          <w:tcPr>
+            <w:tcW w:w="2463" w:type="dxa"/>
+          </w:tcPr>
+          <w:p>
+            <w:pPr>
+              <w:ind w:firstLine="0"/>
+              <w:rPr>
+                <w:lang w:val="ru-RU"/>
+              </w:rPr>
+            </w:pPr>
+            <w:r>
+              <w:rPr>
+                <w:lang w:val="ru-RU"/>
+              </w:rPr>
+              <w:t xml:space="preserve">Выполнение задач, отслеживание личного </w:t>
+            </w:r>
+            <w:proofErr w:type="spellStart"/>
+            <w:r>
+              <w:rPr>
+                <w:lang w:val="ru-RU"/>
+              </w:rPr>
+              <w:t>скоупа</w:t>
+            </w:r>
+            <w:proofErr w:type="spellEnd"/>
+          </w:p>
+        </w:tc>
+        <w:tc>
+          <w:tcPr>
+            <w:tcW w:w="2464" w:type="dxa"/>
+          </w:tcPr>
+          <w:p>
+            <w:pPr>
+              <w:ind w:firstLine="0"/>
+              <w:rPr>
+                <w:lang w:val="ru-RU"/>
+              </w:rPr>
+            </w:pPr>
+            <w:r>
+              <w:rPr>
+                <w:lang w:val="ru-RU"/>
+              </w:rPr>
+              <w:t>Среднее</w:t>
+            </w:r>
+          </w:p>
+        </w:tc>
+        <w:tc>
+          <w:tcPr>
+            <w:tcW w:w="2464" w:type="dxa"/>
+          </w:tcPr>
+          <w:p>
+            <w:pPr>
+              <w:ind w:firstLine="0"/>
+              <w:rPr>
+                <w:lang w:val="ru-RU"/>
+              </w:rPr>
+            </w:pPr>
+            <w:r>
+              <w:rPr>
+                <w:lang w:val="ru-RU"/>
+              </w:rPr>
+              <w:t>Понимание приоритетов, быстрая смена статусов (TODO / DONE).</w:t>
+            </w:r>
+          </w:p>
+        </w:tc>
+      </w:tr>
+      <w:tr>
+        <w:tc>
+          <w:tcPr>
+            <w:tcW w:w="2463" w:type="dxa"/>
+          </w:tcPr>
+          <w:p>
+            <w:pPr>
+              <w:ind w:firstLine="0"/>
+              <w:rPr>
+                <w:lang w:val="ru-RU"/>
+              </w:rPr>
+            </w:pPr>
+            <w:r>
+              <w:rPr>
+                <w:lang w:val="ru-RU"/>
+              </w:rPr>
+              <w:t>Администратор</w:t>
+            </w:r>
+          </w:p>
+        </w:tc>
+        <w:tc>
+          <w:tcPr>
+            <w:tcW w:w="2463" w:type="dxa"/>
+          </w:tcPr>
+          <w:p>
+            <w:pPr>
+              <w:ind w:firstLine="0"/>
+              <w:rPr>
+                <w:lang w:val="ru-RU"/>
+              </w:rPr>
+            </w:pPr>
+            <w:r>
+              <w:rPr>
+                <w:lang w:val="ru-RU"/>
+              </w:rPr>
+              <w:t>Поддержка сервера, управление доступами</w:t>
+            </w:r>
+          </w:p>
+        </w:tc>
+        <w:tc>
+          <w:tcPr>
+            <w:tcW w:w="2464" w:type="dxa"/>
+          </w:tcPr>
+          <w:p>
+            <w:pPr>
+              <w:ind w:firstLine="0"/>
+              <w:rPr>
+                <w:lang w:val="ru-RU"/>
+              </w:rPr>
+            </w:pPr>
+            <w:r>
+              <w:rPr>
+                <w:lang w:val="ru-RU"/>
+              </w:rPr>
+              <w:t>Высокое</w:t>
+            </w:r>
+          </w:p>
+        </w:tc>
+        <w:tc>
+          <w:tcPr>
+            <w:tcW w:w="2464" w:type="dxa"/>
+          </w:tcPr>
+          <w:p>
+            <w:pPr>
+              <w:ind w:firstLine="0"/>
+              <w:rPr>
+                <w:lang w:val="ru-RU"/>
+              </w:rPr>
+            </w:pPr>
+            <w:r>
+              <w:rPr>
+                <w:lang w:val="ru-RU"/>
+              </w:rPr>
+              <w:t>Безопасность (JWT/OAuth2), легкость развертывания (</w:t>
+            </w:r>
+            <w:proofErr w:type="spellStart"/>
+            <w:r>
+              <w:rPr>
+                <w:lang w:val="ru-RU"/>
+              </w:rPr>
+              <w:t>Docker</w:t>
+            </w:r>
+            <w:proofErr w:type="spellEnd"/>
+            <w:r>
+              <w:rPr>
+                <w:lang w:val="ru-RU"/>
+              </w:rPr>
+              <w:t>).</w:t>
+            </w:r>
+          </w:p>
+        </w:tc>
+      </w:tr>
+      <w:tr>
+        <w:tc>
+          <w:tcPr>
+            <w:tcW w:w="2463" w:type="dxa"/>
+          </w:tcPr>
+          <w:p>
+            <w:pPr>
+              <w:ind w:firstLine="0"/>
+              <w:rPr>
+                <w:lang w:val="ru-RU"/>
+              </w:rPr>
+            </w:pPr>
+            <w:r>
+              <w:rPr>
+                <w:lang w:val="ru-RU"/>
+              </w:rPr>
+              <w:t xml:space="preserve">Владелец </w:t>
+            </w:r>
+            <w:r>
+              <w:rPr>
+                <w:lang w:val="ru-RU"/>
+              </w:rPr>
+              <w:lastRenderedPageBreak/>
+              <w:t>продукта</w:t>
+            </w:r>
+          </w:p>
+        </w:tc>
+        <w:tc>
+          <w:tcPr>
+            <w:tcW w:w="2463" w:type="dxa"/>
+          </w:tcPr>
+          <w:p>
+            <w:pPr>
+              <w:ind w:firstLine="0"/>
+              <w:rPr>
+                <w:lang w:val="ru-RU"/>
+              </w:rPr>
+            </w:pPr>
+            <w:r>
+              <w:rPr>
+                <w:lang w:val="ru-RU"/>
+              </w:rPr>
+              <w:lastRenderedPageBreak/>
+              <w:t xml:space="preserve">Автоматизация </w:t>
+            </w:r>
+            <w:r>
+              <w:rPr>
+                <w:lang w:val="ru-RU"/>
+              </w:rPr>
+              <w:lastRenderedPageBreak/>
+              <w:t>рутины, экономия времени</w:t>
+            </w:r>
+          </w:p>
+        </w:tc>
+        <w:tc>
+          <w:tcPr>
+            <w:tcW w:w="2464" w:type="dxa"/>
+          </w:tcPr>
+          <w:p>
+            <w:pPr>
+              <w:ind w:firstLine="0"/>
+              <w:rPr>
+                <w:lang w:val="ru-RU"/>
+              </w:rPr>
+            </w:pPr>
+            <w:r>
+              <w:rPr>
+                <w:lang w:val="ru-RU"/>
+              </w:rPr>
+              <w:lastRenderedPageBreak/>
+              <w:t>Высокое</w:t>
+            </w:r>
+          </w:p>
+        </w:tc>
+        <w:tc>
+          <w:tcPr>
+            <w:tcW w:w="2464" w:type="dxa"/>
+          </w:tcPr>
+          <w:p>
+            <w:pPr>
+              <w:ind w:firstLine="0"/>
+              <w:rPr>
+                <w:lang w:val="ru-RU"/>
+              </w:rPr>
+            </w:pPr>
+            <w:r>
+              <w:rPr>
+                <w:lang w:val="ru-RU"/>
+              </w:rPr>
+              <w:t xml:space="preserve">Повышение </w:t>
+            </w:r>
+            <w:r>
+              <w:rPr>
+                <w:lang w:val="ru-RU"/>
+              </w:rPr>
+              <w:lastRenderedPageBreak/>
+              <w:t xml:space="preserve">скорости команды, </w:t>
+            </w:r>
+            <w:proofErr w:type="spellStart"/>
+            <w:r>
+              <w:rPr>
+                <w:lang w:val="ru-RU"/>
+              </w:rPr>
+              <w:t>self‑hosted</w:t>
+            </w:r>
+            <w:proofErr w:type="spellEnd"/>
+            <w:r>
+              <w:rPr>
+                <w:lang w:val="ru-RU"/>
+              </w:rPr>
+              <w:t xml:space="preserve"> решение (защита данных).</w:t>
+            </w:r>
+          </w:p>
+        </w:tc>
+      </w:tr>
+    </w:tbl>
+    <w:p>
+      <w:pPr>
+        <w:pStyle w:val="21"/>
+        <w:rPr>
+          <w:lang w:val="ru-RU"/>
+        </w:rPr>
+      </w:pPr>
       <w:bookmarkStart w:id="10" w:name="_Toc233025993"/>
-      <w:r>
-        <w:rPr>
-          <w:lang w:val="ru-RU"/>
-        </w:rPr>
-        <w:t>1.2. Анализ бизнес</w:t>
+    </w:p>
+    <w:p>
+      <w:pPr>
+        <w:pStyle w:val="21"/>
+        <w:rPr>
+          <w:lang w:val="ru-RU"/>
+        </w:rPr>
+      </w:pPr>
+      <w:r>
+        <w:rPr>
+          <w:lang w:val="ru-RU"/>
+        </w:rPr>
+        <w:t>1.</w:t>
+      </w:r>
+      <w:r>
+        <w:t>3</w:t>
+      </w:r>
+      <w:r>
+        <w:rPr>
+          <w:lang w:val="ru-RU"/>
+        </w:rPr>
+        <w:t>. Анализ бизнес</w:t>
       </w:r>
       <w:r>
         <w:rPr>
@@ -14052,7 +14576,6 @@
         <w:rPr>
           <w:lang w:val="ru-RU"/>
         </w:rPr>
-        <w:lastRenderedPageBreak/>
         <w:t xml:space="preserve">Декомпозиция </w:t>
       </w:r>
       <w:r>
@@ -14211,7 +14734,14 @@
               <w:rPr>
                 <w:lang w:val="ru-RU"/>
               </w:rPr>
-              <w:t>Управление учетными записями</w:t>
+              <w:t xml:space="preserve">Управление </w:t>
+            </w:r>
+            <w:r>
+              <w:rPr>
+                <w:lang w:val="ru-RU"/>
+              </w:rPr>
+              <w:lastRenderedPageBreak/>
+              <w:t>учетными записями</w:t>
             </w:r>
           </w:p>
         </w:tc>
@@ -14230,7 +14760,15 @@
               <w:rPr>
                 <w:lang w:val="ru-RU"/>
               </w:rPr>
-              <w:t>Регистрация, вход, OAuth2, профиль, сброс пароля</w:t>
+              <w:lastRenderedPageBreak/>
+              <w:t xml:space="preserve">Регистрация, вход, </w:t>
+            </w:r>
+            <w:r>
+              <w:rPr>
+                <w:lang w:val="ru-RU"/>
+              </w:rPr>
+              <w:lastRenderedPageBreak/>
+              <w:t>OAuth2, профиль, сброс пароля</w:t>
             </w:r>
           </w:p>
         </w:tc>
@@ -14250,6 +14788,7 @@
               <w:rPr>
                 <w:lang w:val="ru-RU"/>
               </w:rPr>
+              <w:lastRenderedPageBreak/>
               <w:t>AuthService</w:t>
             </w:r>
             <w:proofErr w:type="spellEnd"/>
@@ -14264,6 +14803,7 @@
               <w:rPr>
                 <w:lang w:val="ru-RU"/>
               </w:rPr>
+              <w:lastRenderedPageBreak/>
               <w:t>UserService</w:t>
             </w:r>
             <w:proofErr w:type="spellEnd"/>
@@ -14300,6 +14840,7 @@
               <w:rPr>
                 <w:lang w:val="ru-RU"/>
               </w:rPr>
+              <w:lastRenderedPageBreak/>
               <w:t>A2</w:t>
             </w:r>
           </w:p>
@@ -14759,11 +15300,28 @@
         </w:rPr>
       </w:pPr>
       <w:bookmarkStart w:id="13" w:name="_Toc233025996"/>
-      <w:r>
-        <w:rPr>
-          <w:lang w:val="ru-RU"/>
-        </w:rPr>
-        <w:t xml:space="preserve">1.3. </w:t>
+    </w:p>
+    <w:p>
+      <w:pPr>
+        <w:pStyle w:val="21"/>
+        <w:rPr>
+          <w:lang w:val="ru-RU"/>
+        </w:rPr>
+      </w:pPr>
+      <w:r>
+        <w:rPr>
+          <w:lang w:val="ru-RU"/>
+        </w:rPr>
+        <w:t>1.</w:t>
+      </w:r>
+      <w:r>
+        <w:t>4</w:t>
+      </w:r>
+      <w:r>
+        <w:rPr>
+          <w:lang w:val="ru-RU"/>
+        </w:rPr>
+        <w:t xml:space="preserve">. </w:t>
       </w:r>
       <w:r>
         <w:t>SWOT</w:t>
@@ -14932,7 +15490,6 @@
         <w:rPr>
           <w:lang w:val="ru-RU"/>
         </w:rPr>
-        <w:lastRenderedPageBreak/>
         <w:t>–</w:t>
       </w:r>
       <w:r>
@@ -15026,6 +15583,7 @@
     </w:p>
     <w:p>
       <w:r>
+        <w:lastRenderedPageBreak/>
         <w:t>–</w:t>
       </w:r>
       <w:r>
@@ -15639,11 +16197,28 @@
         </w:rPr>
       </w:pPr>
       <w:bookmarkStart w:id="18" w:name="_Toc233026001"/>
-      <w:r>
-        <w:rPr>
-          <w:lang w:val="ru-RU"/>
-        </w:rPr>
-        <w:t>1.4. Анализ аналогов и конкурентов</w:t>
+    </w:p>
+    <w:p>
+      <w:pPr>
+        <w:pStyle w:val="21"/>
+        <w:rPr>
+          <w:lang w:val="ru-RU"/>
+        </w:rPr>
+      </w:pPr>
+      <w:r>
+        <w:rPr>
+          <w:lang w:val="ru-RU"/>
+        </w:rPr>
+        <w:t>1.</w:t>
+      </w:r>
+      <w:r>
+        <w:t>5</w:t>
+      </w:r>
+      <w:r>
+        <w:rPr>
+          <w:lang w:val="ru-RU"/>
+        </w:rPr>
+        <w:t>. Анализ аналогов и конкурентов</w:t>
       </w:r>
       <w:bookmarkEnd w:id="18"/>
     </w:p>
@@ -15749,7 +16324,6 @@
               <w:rPr>
                 <w:lang w:val="ru-RU"/>
               </w:rPr>
-              <w:lastRenderedPageBreak/>
               <w:t>Kanban</w:t>
             </w:r>
             <w:proofErr w:type="spellEnd"/>
@@ -15945,6 +16519,7 @@
               <w:rPr>
                 <w:lang w:val="ru-RU"/>
               </w:rPr>
+              <w:lastRenderedPageBreak/>
               <w:t>Ролевая модель</w:t>
             </w:r>
           </w:p>
@@ -16544,11 +17119,28 @@
         </w:rPr>
       </w:pPr>
       <w:bookmarkStart w:id="19" w:name="_Toc233026002"/>
-      <w:r>
-        <w:rPr>
-          <w:lang w:val="ru-RU"/>
-        </w:rPr>
-        <w:t>1.5. Обоснование необходимости разработки</w:t>
+    </w:p>
+    <w:p>
+      <w:pPr>
+        <w:pStyle w:val="21"/>
+        <w:rPr>
+          <w:lang w:val="ru-RU"/>
+        </w:rPr>
+      </w:pPr>
+      <w:r>
+        <w:rPr>
+          <w:lang w:val="ru-RU"/>
+        </w:rPr>
+        <w:t>1.</w:t>
+      </w:r>
+      <w:r>
+        <w:t>6</w:t>
+      </w:r>
+      <w:r>
+        <w:rPr>
+          <w:lang w:val="ru-RU"/>
+        </w:rPr>
+        <w:t>. Обоснование необходимости разработки</w:t>
       </w:r>
       <w:bookmarkEnd w:id="19"/>
     </w:p>
@@ -16787,21 +17379,64 @@
         </w:rPr>
         <w:t>.</w:t>
       </w:r>
+      <w:bookmarkStart w:id="20" w:name="_Toc233026003"/>
     </w:p>
     <w:p>
       <w:pPr>
-        <w:pStyle w:val="21"/>
         <w:rPr>
           <w:lang w:val="ru-RU"/>
         </w:rPr>
       </w:pPr>
-      <w:bookmarkStart w:id="20" w:name="_Toc233026003"/>
+    </w:p>
+    <w:p>
+      <w:pPr>
+        <w:rPr>
+          <w:lang w:val="ru-RU"/>
+        </w:rPr>
+      </w:pPr>
+    </w:p>
+    <w:p>
+      <w:pPr>
+        <w:rPr>
+          <w:lang w:val="ru-RU"/>
+        </w:rPr>
+      </w:pPr>
+    </w:p>
+    <w:p>
+      <w:pPr>
+        <w:rPr>
+          <w:lang w:val="ru-RU"/>
+        </w:rPr>
+      </w:pPr>
+    </w:p>
+    <w:p>
+      <w:pPr>
+        <w:rPr>
+          <w:lang w:val="ru-RU"/>
+        </w:rPr>
+      </w:pPr>
+    </w:p>
+    <w:p>
+      <w:pPr>
+        <w:rPr>
+          <w:lang w:val="ru-RU"/>
+        </w:rPr>
+      </w:pPr>
       <w:r>
         <w:rPr>
           <w:lang w:val="ru-RU"/>
         </w:rPr>
         <w:lastRenderedPageBreak/>
-        <w:t>1.6. Экономическое обоснование (</w:t>
+        <w:t>1.</w:t>
+      </w:r>
+      <w:r>
+        <w:t>7</w:t>
+      </w:r>
+      <w:r>
+        <w:rPr>
+          <w:lang w:val="ru-RU"/>
+        </w:rPr>
+        <w:t>. Экономическое обоснование (</w:t>
       </w:r>
       <w:r>
         <w:t>ROI</w:t>
@@ -18254,13 +18889,7 @@
               <w:rPr>
                 <w:lang w:val="ru-RU"/>
               </w:rPr>
-              <w:t>+</w:t>
-            </w:r>
-            <w:r>
-              <w:rPr>
-                <w:lang w:val="ru-RU"/>
-              </w:rPr>
-              <w:t xml:space="preserve"> </w:t>
+              <w:t xml:space="preserve">+ </w:t>
             </w:r>
           </w:p>
         </w:tc>
@@ -21022,42 +21651,592 @@
     </w:p>
     <w:p>
       <w:pPr>
+        <w:pStyle w:val="31"/>
+      </w:pPr>
+      <w:r>
+        <w:t xml:space="preserve">2.1.4 </w:t>
+      </w:r>
+      <w:proofErr w:type="spellStart"/>
+      <w:r>
+        <w:t>Таблица</w:t>
+      </w:r>
+      <w:proofErr w:type="spellEnd"/>
+      <w:r>
+        <w:t xml:space="preserve"> </w:t>
+      </w:r>
+      <w:proofErr w:type="spellStart"/>
+      <w:r>
+        <w:t>трассировки</w:t>
+      </w:r>
+      <w:proofErr w:type="spellEnd"/>
+      <w:r>
+        <w:t xml:space="preserve"> </w:t>
+      </w:r>
+      <w:proofErr w:type="spellStart"/>
+      <w:r>
+        <w:t>требований</w:t>
+      </w:r>
+      <w:proofErr w:type="spellEnd"/>
+    </w:p>
+    <w:tbl>
+      <w:tblPr>
+        <w:tblStyle w:val="aff0"/>
+        <w:tblW w:w="0" w:type="auto"/>
+        <w:tblLook w:val="04A0" w:firstRow="1" w:lastRow="0" w:firstColumn="1" w:lastColumn="0" w:noHBand="0" w:noVBand="1"/>
+      </w:tblPr>
+      <w:tblGrid>
+        <w:gridCol w:w="2466"/>
+        <w:gridCol w:w="1909"/>
+        <w:gridCol w:w="1726"/>
+        <w:gridCol w:w="1227"/>
+        <w:gridCol w:w="2526"/>
+      </w:tblGrid>
+      <w:tr>
+        <w:tc>
+          <w:tcPr>
+            <w:tcW w:w="1970" w:type="dxa"/>
+          </w:tcPr>
+          <w:p>
+            <w:pPr>
+              <w:ind w:firstLine="0"/>
+              <w:rPr>
+                <w:lang w:val="ru-RU"/>
+              </w:rPr>
+            </w:pPr>
+            <w:r>
+              <w:t>ID</w:t>
+            </w:r>
+            <w:r>
+              <w:rPr>
+                <w:lang w:val="ru-RU"/>
+              </w:rPr>
+              <w:t xml:space="preserve"> бизнес‑требования</w:t>
+            </w:r>
+          </w:p>
+        </w:tc>
+        <w:tc>
+          <w:tcPr>
+            <w:tcW w:w="1971" w:type="dxa"/>
+          </w:tcPr>
+          <w:p>
+            <w:pPr>
+              <w:ind w:firstLine="0"/>
+              <w:rPr>
+                <w:lang w:val="ru-RU"/>
+              </w:rPr>
+            </w:pPr>
+            <w:r>
+              <w:rPr>
+                <w:lang w:val="ru-RU"/>
+              </w:rPr>
+              <w:t>Описание</w:t>
+            </w:r>
+          </w:p>
+        </w:tc>
+        <w:tc>
+          <w:tcPr>
+            <w:tcW w:w="1971" w:type="dxa"/>
+          </w:tcPr>
+          <w:p>
+            <w:pPr>
+              <w:ind w:firstLine="0"/>
+              <w:rPr>
+                <w:lang w:val="ru-RU"/>
+              </w:rPr>
+            </w:pPr>
+            <w:r>
+              <w:t>ID</w:t>
+            </w:r>
+            <w:r>
+              <w:rPr>
+                <w:lang w:val="ru-RU"/>
+              </w:rPr>
+              <w:t xml:space="preserve"> системного требования</w:t>
+            </w:r>
+          </w:p>
+        </w:tc>
+        <w:tc>
+          <w:tcPr>
+            <w:tcW w:w="1971" w:type="dxa"/>
+          </w:tcPr>
+          <w:p>
+            <w:pPr>
+              <w:ind w:firstLine="0"/>
+              <w:rPr>
+                <w:lang w:val="ru-RU"/>
+              </w:rPr>
+            </w:pPr>
+            <w:r>
+              <w:t>Use</w:t>
+            </w:r>
+            <w:r>
+              <w:rPr>
+                <w:lang w:val="ru-RU"/>
+              </w:rPr>
+              <w:t xml:space="preserve"> </w:t>
+            </w:r>
+            <w:r>
+              <w:t>Case</w:t>
+            </w:r>
+            <w:r>
+              <w:rPr>
+                <w:lang w:val="ru-RU"/>
+              </w:rPr>
+              <w:t xml:space="preserve"> (</w:t>
+            </w:r>
+            <w:r>
+              <w:t>UC</w:t>
+            </w:r>
+            <w:r>
+              <w:rPr>
+                <w:lang w:val="ru-RU"/>
+              </w:rPr>
+              <w:t>)</w:t>
+            </w:r>
+          </w:p>
+        </w:tc>
+        <w:tc>
+          <w:tcPr>
+            <w:tcW w:w="1971" w:type="dxa"/>
+          </w:tcPr>
+          <w:p>
+            <w:pPr>
+              <w:ind w:firstLine="0"/>
+              <w:rPr>
+                <w:lang w:val="ru-RU"/>
+              </w:rPr>
+            </w:pPr>
+            <w:r>
+              <w:rPr>
+                <w:lang w:val="ru-RU"/>
+              </w:rPr>
+              <w:t>Реализация (Код)</w:t>
+            </w:r>
+          </w:p>
+        </w:tc>
+      </w:tr>
+      <w:tr>
+        <w:tc>
+          <w:tcPr>
+            <w:tcW w:w="1970" w:type="dxa"/>
+          </w:tcPr>
+          <w:p>
+            <w:pPr>
+              <w:ind w:firstLine="0"/>
+              <w:rPr>
+                <w:lang w:val="ru-RU"/>
+              </w:rPr>
+            </w:pPr>
+            <w:r>
+              <w:rPr>
+                <w:lang w:val="ru-RU"/>
+              </w:rPr>
+              <w:t>БТ-01 (</w:t>
+            </w:r>
+            <w:r>
+              <w:t>A</w:t>
+            </w:r>
+            <w:r>
+              <w:rPr>
+                <w:lang w:val="ru-RU"/>
+              </w:rPr>
+              <w:t>1)</w:t>
+            </w:r>
+          </w:p>
+        </w:tc>
+        <w:tc>
+          <w:tcPr>
+            <w:tcW w:w="1971" w:type="dxa"/>
+          </w:tcPr>
+          <w:p>
+            <w:pPr>
+              <w:ind w:firstLine="0"/>
+              <w:rPr>
+                <w:lang w:val="ru-RU"/>
+              </w:rPr>
+            </w:pPr>
+            <w:r>
+              <w:rPr>
+                <w:lang w:val="ru-RU"/>
+              </w:rPr>
+              <w:t>Управление учетными записями</w:t>
+            </w:r>
+          </w:p>
+        </w:tc>
+        <w:tc>
+          <w:tcPr>
+            <w:tcW w:w="1971" w:type="dxa"/>
+          </w:tcPr>
+          <w:p>
+            <w:pPr>
+              <w:ind w:firstLine="0"/>
+              <w:rPr>
+                <w:lang w:val="ru-RU"/>
+              </w:rPr>
+            </w:pPr>
+            <w:r>
+              <w:rPr>
+                <w:lang w:val="ru-RU"/>
+              </w:rPr>
+              <w:t>ФТ-01, ФТ-02, ФТ-03</w:t>
+            </w:r>
+          </w:p>
+        </w:tc>
+        <w:tc>
+          <w:tcPr>
+            <w:tcW w:w="1971" w:type="dxa"/>
+          </w:tcPr>
+          <w:p>
+            <w:pPr>
+              <w:ind w:firstLine="0"/>
+            </w:pPr>
+            <w:r>
+              <w:t>UC</w:t>
+            </w:r>
+            <w:r>
+              <w:rPr>
+                <w:lang w:val="ru-RU"/>
+              </w:rPr>
+              <w:t xml:space="preserve">-01 … </w:t>
+            </w:r>
+            <w:r>
+              <w:t>UC-05</w:t>
+            </w:r>
+          </w:p>
+        </w:tc>
+        <w:tc>
+          <w:tcPr>
+            <w:tcW w:w="1971" w:type="dxa"/>
+          </w:tcPr>
+          <w:p>
+            <w:pPr>
+              <w:ind w:firstLine="0"/>
+            </w:pPr>
+            <w:proofErr w:type="spellStart"/>
+            <w:r>
+              <w:t>AuthController</w:t>
+            </w:r>
+            <w:proofErr w:type="spellEnd"/>
+            <w:r>
+              <w:t xml:space="preserve">, </w:t>
+            </w:r>
+            <w:proofErr w:type="spellStart"/>
+            <w:r>
+              <w:t>AuthService</w:t>
+            </w:r>
+            <w:proofErr w:type="spellEnd"/>
+          </w:p>
+        </w:tc>
+      </w:tr>
+      <w:tr>
+        <w:tc>
+          <w:tcPr>
+            <w:tcW w:w="1970" w:type="dxa"/>
+          </w:tcPr>
+          <w:p>
+            <w:pPr>
+              <w:ind w:firstLine="0"/>
+            </w:pPr>
+            <w:r>
+              <w:t>БТ-02 (A2)</w:t>
+            </w:r>
+          </w:p>
+        </w:tc>
+        <w:tc>
+          <w:tcPr>
+            <w:tcW w:w="1971" w:type="dxa"/>
+          </w:tcPr>
+          <w:p>
+            <w:pPr>
+              <w:ind w:firstLine="0"/>
+            </w:pPr>
+            <w:proofErr w:type="spellStart"/>
+            <w:r>
+              <w:t>Управление</w:t>
+            </w:r>
+            <w:proofErr w:type="spellEnd"/>
+            <w:r>
+              <w:t xml:space="preserve"> </w:t>
+            </w:r>
+            <w:proofErr w:type="spellStart"/>
+            <w:r>
+              <w:t>компанией</w:t>
+            </w:r>
+            <w:proofErr w:type="spellEnd"/>
+          </w:p>
+        </w:tc>
+        <w:tc>
+          <w:tcPr>
+            <w:tcW w:w="1971" w:type="dxa"/>
+          </w:tcPr>
+          <w:p>
+            <w:pPr>
+              <w:ind w:firstLine="0"/>
+            </w:pPr>
+            <w:r>
+              <w:t>ФТ-06, ФТ-07</w:t>
+            </w:r>
+          </w:p>
+        </w:tc>
+        <w:tc>
+          <w:tcPr>
+            <w:tcW w:w="1971" w:type="dxa"/>
+          </w:tcPr>
+          <w:p>
+            <w:pPr>
+              <w:ind w:firstLine="0"/>
+            </w:pPr>
+            <w:r>
+              <w:t>UC-09 … UC-14</w:t>
+            </w:r>
+          </w:p>
+        </w:tc>
+        <w:tc>
+          <w:tcPr>
+            <w:tcW w:w="1971" w:type="dxa"/>
+          </w:tcPr>
+          <w:p>
+            <w:pPr>
+              <w:ind w:firstLine="0"/>
+            </w:pPr>
+            <w:proofErr w:type="spellStart"/>
+            <w:r>
+              <w:t>CompanyController</w:t>
+            </w:r>
+            <w:proofErr w:type="spellEnd"/>
+            <w:r>
+              <w:t xml:space="preserve">, </w:t>
+            </w:r>
+            <w:proofErr w:type="spellStart"/>
+            <w:r>
+              <w:t>CompanyService</w:t>
+            </w:r>
+            <w:proofErr w:type="spellEnd"/>
+          </w:p>
+        </w:tc>
+      </w:tr>
+      <w:tr>
+        <w:tc>
+          <w:tcPr>
+            <w:tcW w:w="1970" w:type="dxa"/>
+          </w:tcPr>
+          <w:p>
+            <w:pPr>
+              <w:ind w:firstLine="0"/>
+            </w:pPr>
+            <w:r>
+              <w:t>БТ-03 (A3)</w:t>
+            </w:r>
+          </w:p>
+        </w:tc>
+        <w:tc>
+          <w:tcPr>
+            <w:tcW w:w="1971" w:type="dxa"/>
+          </w:tcPr>
+          <w:p>
+            <w:pPr>
+              <w:ind w:firstLine="0"/>
+            </w:pPr>
+            <w:proofErr w:type="spellStart"/>
+            <w:r>
+              <w:t>Ведение</w:t>
+            </w:r>
+            <w:proofErr w:type="spellEnd"/>
+            <w:r>
+              <w:t xml:space="preserve"> </w:t>
+            </w:r>
+            <w:proofErr w:type="spellStart"/>
+            <w:r>
+              <w:t>проектов</w:t>
+            </w:r>
+            <w:proofErr w:type="spellEnd"/>
+          </w:p>
+        </w:tc>
+        <w:tc>
+          <w:tcPr>
+            <w:tcW w:w="1971" w:type="dxa"/>
+          </w:tcPr>
+          <w:p>
+            <w:pPr>
+              <w:ind w:firstLine="0"/>
+            </w:pPr>
+            <w:r>
+              <w:t>ФТ-08, ФТ-09</w:t>
+            </w:r>
+          </w:p>
+        </w:tc>
+        <w:tc>
+          <w:tcPr>
+            <w:tcW w:w="1971" w:type="dxa"/>
+          </w:tcPr>
+          <w:p>
+            <w:pPr>
+              <w:ind w:firstLine="0"/>
+            </w:pPr>
+            <w:r>
+              <w:t>UC-15 … UC-19</w:t>
+            </w:r>
+          </w:p>
+        </w:tc>
+        <w:tc>
+          <w:tcPr>
+            <w:tcW w:w="1971" w:type="dxa"/>
+          </w:tcPr>
+          <w:p>
+            <w:pPr>
+              <w:ind w:firstLine="0"/>
+            </w:pPr>
+            <w:proofErr w:type="spellStart"/>
+            <w:r>
+              <w:t>ProjectController</w:t>
+            </w:r>
+            <w:proofErr w:type="spellEnd"/>
+            <w:r>
+              <w:t xml:space="preserve">, </w:t>
+            </w:r>
+            <w:proofErr w:type="spellStart"/>
+            <w:r>
+              <w:t>ProjectService</w:t>
+            </w:r>
+            <w:proofErr w:type="spellEnd"/>
+          </w:p>
+        </w:tc>
+      </w:tr>
+      <w:tr>
+        <w:tc>
+          <w:tcPr>
+            <w:tcW w:w="1970" w:type="dxa"/>
+          </w:tcPr>
+          <w:p>
+            <w:pPr>
+              <w:ind w:firstLine="0"/>
+            </w:pPr>
+            <w:r>
+              <w:t>БТ-04 (A4‑A5)</w:t>
+            </w:r>
+          </w:p>
+        </w:tc>
+        <w:tc>
+          <w:tcPr>
+            <w:tcW w:w="1971" w:type="dxa"/>
+          </w:tcPr>
+          <w:p>
+            <w:pPr>
+              <w:ind w:firstLine="0"/>
+            </w:pPr>
+            <w:r>
+              <w:t>Kanban‑</w:t>
+            </w:r>
+            <w:proofErr w:type="spellStart"/>
+            <w:r>
+              <w:t>доски</w:t>
+            </w:r>
+            <w:proofErr w:type="spellEnd"/>
+            <w:r>
+              <w:t xml:space="preserve"> и </w:t>
+            </w:r>
+            <w:proofErr w:type="spellStart"/>
+            <w:r>
+              <w:t>задачи</w:t>
+            </w:r>
+            <w:proofErr w:type="spellEnd"/>
+          </w:p>
+        </w:tc>
+        <w:tc>
+          <w:tcPr>
+            <w:tcW w:w="1971" w:type="dxa"/>
+          </w:tcPr>
+          <w:p>
+            <w:pPr>
+              <w:ind w:firstLine="0"/>
+            </w:pPr>
+            <w:r>
+              <w:t>ФТ-10, ФТ-11, ФТ-12</w:t>
+            </w:r>
+          </w:p>
+        </w:tc>
+        <w:tc>
+          <w:tcPr>
+            <w:tcW w:w="1971" w:type="dxa"/>
+          </w:tcPr>
+          <w:p>
+            <w:pPr>
+              <w:ind w:firstLine="0"/>
+            </w:pPr>
+            <w:r>
+              <w:t>UC-20 … UC-28</w:t>
+            </w:r>
+          </w:p>
+        </w:tc>
+        <w:tc>
+          <w:tcPr>
+            <w:tcW w:w="1971" w:type="dxa"/>
+          </w:tcPr>
+          <w:p>
+            <w:pPr>
+              <w:ind w:firstLine="0"/>
+            </w:pPr>
+            <w:proofErr w:type="spellStart"/>
+            <w:r>
+              <w:t>BoardController</w:t>
+            </w:r>
+            <w:proofErr w:type="spellEnd"/>
+            <w:r>
+              <w:t xml:space="preserve">, </w:t>
+            </w:r>
+            <w:proofErr w:type="spellStart"/>
+            <w:r>
+              <w:t>TaskController</w:t>
+            </w:r>
+            <w:proofErr w:type="spellEnd"/>
+          </w:p>
+        </w:tc>
+      </w:tr>
+    </w:tbl>
+    <w:p/>
+    <w:p/>
+    <w:p>
+      <w:pPr>
         <w:pStyle w:val="21"/>
+        <w:rPr>
+          <w:lang w:val="ru-RU"/>
+        </w:rPr>
       </w:pPr>
       <w:bookmarkStart w:id="30" w:name="_Toc233026013"/>
       <w:r>
-        <w:t xml:space="preserve">2.2. </w:t>
-      </w:r>
-      <w:proofErr w:type="spellStart"/>
-      <w:r>
-        <w:t>Модель</w:t>
-      </w:r>
-      <w:proofErr w:type="spellEnd"/>
-      <w:r>
-        <w:t xml:space="preserve"> </w:t>
-      </w:r>
-      <w:proofErr w:type="spellStart"/>
-      <w:r>
-        <w:t>предметной</w:t>
-      </w:r>
-      <w:proofErr w:type="spellEnd"/>
-      <w:r>
-        <w:t xml:space="preserve"> </w:t>
-      </w:r>
-      <w:proofErr w:type="spellStart"/>
-      <w:r>
-        <w:t>области</w:t>
+        <w:rPr>
+          <w:lang w:val="ru-RU"/>
+        </w:rPr>
+        <w:lastRenderedPageBreak/>
+        <w:t>2.2. Модель предметной области</w:t>
       </w:r>
       <w:bookmarkEnd w:id="30"/>
-      <w:proofErr w:type="spellEnd"/>
     </w:p>
     <w:p>
       <w:pPr>
         <w:pStyle w:val="31"/>
+        <w:rPr>
+          <w:lang w:val="ru-RU"/>
+        </w:rPr>
       </w:pPr>
       <w:bookmarkStart w:id="31" w:name="_Toc233026014"/>
       <w:r>
-        <w:t>2.2.1. Domain Model</w:t>
+        <w:rPr>
+          <w:lang w:val="ru-RU"/>
+        </w:rPr>
+        <w:t xml:space="preserve">2.2.1. </w:t>
+      </w:r>
+      <w:r>
+        <w:t>Domain</w:t>
+      </w:r>
+      <w:r>
+        <w:rPr>
+          <w:lang w:val="ru-RU"/>
+        </w:rPr>
+        <w:t xml:space="preserve"> </w:t>
+      </w:r>
+      <w:r>
+        <w:t>Model</w:t>
       </w:r>
       <w:bookmarkEnd w:id="31"/>
     </w:p>
@@ -24893,15 +26072,7 @@
       <w:bookmarkEnd w:id="44"/>
     </w:p>
     <w:p>
-      <w:pPr>
-        <w:rPr>
-          <w:lang w:val="ru-RU"/>
-        </w:rPr>
-      </w:pPr>
-      <w:r>
-        <w:rPr>
-          <w:lang w:val="ru-RU"/>
-        </w:rPr>
+      <w:r>
         <w:t>*</w:t>
       </w:r>
       <w:proofErr w:type="gramStart"/>
@@ -24912,16 +26083,10 @@
         <w:t>Диаграммы</w:t>
       </w:r>
       <w:r>
-        <w:rPr>
-          <w:lang w:val="ru-RU"/>
-        </w:rPr>
         <w:t>:*</w:t>
       </w:r>
       <w:proofErr w:type="gramEnd"/>
       <w:r>
-        <w:rPr>
-          <w:lang w:val="ru-RU"/>
-        </w:rPr>
         <w:t xml:space="preserve"> </w:t>
       </w:r>
       <w:proofErr w:type="spellStart"/>
@@ -24930,52 +26095,35 @@
       </w:r>
       <w:proofErr w:type="spellEnd"/>
       <w:r>
-        <w:rPr>
-          <w:lang w:val="ru-RU"/>
-        </w:rPr>
         <w:t>/</w:t>
       </w:r>
       <w:r>
         <w:t>docs</w:t>
       </w:r>
       <w:r>
-        <w:rPr>
-          <w:lang w:val="ru-RU"/>
-        </w:rPr>
         <w:t>/</w:t>
       </w:r>
       <w:r>
         <w:t>images</w:t>
       </w:r>
       <w:r>
-        <w:rPr>
-          <w:lang w:val="ru-RU"/>
-        </w:rPr>
         <w:t>/04/</w:t>
       </w:r>
       <w:r>
         <w:t>sequence</w:t>
       </w:r>
       <w:r>
-        <w:rPr>
-          <w:lang w:val="ru-RU"/>
-        </w:rPr>
         <w:t>_</w:t>
       </w:r>
       <w:r>
         <w:t>diagram</w:t>
       </w:r>
       <w:r>
-        <w:rPr>
-          <w:lang w:val="ru-RU"/>
-        </w:rPr>
         <w:t>_1..4.</w:t>
       </w:r>
-      <w:proofErr w:type="spellStart"/>
       <w:r>
         <w:t>puml</w:t>
       </w:r>
-      <w:proofErr w:type="spellEnd"/>
     </w:p>
     <w:p>
       <w:pPr>
@@ -25026,15 +26174,7 @@
       <w:bookmarkEnd w:id="45"/>
     </w:p>
     <w:p>
-      <w:pPr>
-        <w:rPr>
-          <w:lang w:val="ru-RU"/>
-        </w:rPr>
-      </w:pPr>
-      <w:r>
-        <w:rPr>
-          <w:lang w:val="ru-RU"/>
-        </w:rPr>
+      <w:r>
         <w:t>*</w:t>
       </w:r>
       <w:proofErr w:type="gramStart"/>
@@ -25045,16 +26185,10 @@
         <w:t>Диаграмма</w:t>
       </w:r>
       <w:r>
-        <w:rPr>
-          <w:lang w:val="ru-RU"/>
-        </w:rPr>
         <w:t>:*</w:t>
       </w:r>
       <w:proofErr w:type="gramEnd"/>
       <w:r>
-        <w:rPr>
-          <w:lang w:val="ru-RU"/>
-        </w:rPr>
         <w:t xml:space="preserve"> </w:t>
       </w:r>
       <w:proofErr w:type="spellStart"/>
@@ -25063,48 +26197,33 @@
       </w:r>
       <w:proofErr w:type="spellEnd"/>
       <w:r>
-        <w:rPr>
-          <w:lang w:val="ru-RU"/>
-        </w:rPr>
         <w:t>/</w:t>
       </w:r>
       <w:r>
         <w:t>docs</w:t>
       </w:r>
       <w:r>
-        <w:rPr>
-          <w:lang w:val="ru-RU"/>
-        </w:rPr>
         <w:t>/</w:t>
       </w:r>
       <w:r>
         <w:t>images</w:t>
       </w:r>
       <w:r>
-        <w:rPr>
-          <w:lang w:val="ru-RU"/>
-        </w:rPr>
         <w:t>/04/</w:t>
       </w:r>
+      <w:proofErr w:type="spellStart"/>
       <w:r>
         <w:t>class</w:t>
       </w:r>
       <w:r>
-        <w:rPr>
-          <w:lang w:val="ru-RU"/>
-        </w:rPr>
         <w:t>_</w:t>
       </w:r>
       <w:r>
         <w:t>diagram</w:t>
       </w:r>
       <w:r>
-        <w:rPr>
-          <w:lang w:val="ru-RU"/>
-        </w:rPr>
         <w:t>.</w:t>
       </w:r>
-      <w:proofErr w:type="spellStart"/>
       <w:r>
         <w:t>puml</w:t>
       </w:r>
@@ -26668,9 +27787,6 @@
       </w:pPr>
       <w:bookmarkStart w:id="55" w:name="_Toc233026038"/>
       <w:r>
-        <w:rPr>
-          <w:lang w:val="ru-RU"/>
-        </w:rPr>
         <w:t xml:space="preserve">3.2.2. </w:t>
       </w:r>
       <w:proofErr w:type="spellStart"/>
@@ -26781,10 +27897,18 @@
       <w:bookmarkEnd w:id="56"/>
     </w:p>
     <w:p>
+      <w:pPr>
+        <w:rPr>
+          <w:lang w:val="ru-RU"/>
+        </w:rPr>
+      </w:pPr>
       <w:r>
         <w:t>LAZY</w:t>
       </w:r>
       <w:r>
+        <w:rPr>
+          <w:lang w:val="ru-RU"/>
+        </w:rPr>
         <w:t>–</w:t>
       </w:r>
       <w:r>
@@ -26794,6 +27918,9 @@
         <w:t>загрузка</w:t>
       </w:r>
       <w:r>
+        <w:rPr>
+          <w:lang w:val="ru-RU"/>
+        </w:rPr>
         <w:t xml:space="preserve"> </w:t>
       </w:r>
       <w:r>
@@ -26803,6 +27930,9 @@
         <w:t>связей</w:t>
       </w:r>
       <w:r>
+        <w:rPr>
+          <w:lang w:val="ru-RU"/>
+        </w:rPr>
         <w:t xml:space="preserve">, </w:t>
       </w:r>
       <w:r>
@@ -26812,6 +27942,9 @@
         <w:t>индексы</w:t>
       </w:r>
       <w:r>
+        <w:rPr>
+          <w:lang w:val="ru-RU"/>
+        </w:rPr>
         <w:t xml:space="preserve"> </w:t>
       </w:r>
       <w:r>
@@ -26821,36 +27954,54 @@
         <w:t>на</w:t>
       </w:r>
       <w:r>
+        <w:rPr>
+          <w:lang w:val="ru-RU"/>
+        </w:rPr>
         <w:t xml:space="preserve"> </w:t>
       </w:r>
       <w:r>
         <w:t>FK</w:t>
       </w:r>
       <w:r>
+        <w:rPr>
+          <w:lang w:val="ru-RU"/>
+        </w:rPr>
         <w:t xml:space="preserve">, </w:t>
       </w:r>
       <w:r>
         <w:t>query</w:t>
       </w:r>
       <w:r>
+        <w:rPr>
+          <w:lang w:val="ru-RU"/>
+        </w:rPr>
         <w:t xml:space="preserve"> </w:t>
       </w:r>
       <w:r>
         <w:t>methods</w:t>
       </w:r>
       <w:r>
+        <w:rPr>
+          <w:lang w:val="ru-RU"/>
+        </w:rPr>
         <w:t xml:space="preserve"> </w:t>
       </w:r>
       <w:r>
         <w:t>Spring</w:t>
       </w:r>
       <w:r>
+        <w:rPr>
+          <w:lang w:val="ru-RU"/>
+        </w:rPr>
         <w:t xml:space="preserve"> </w:t>
       </w:r>
       <w:r>
         <w:t>Data</w:t>
       </w:r>
       <w:r>
+        <w:rPr>
+          <w:lang w:val="ru-RU"/>
+        </w:rPr>
         <w:t xml:space="preserve"> (</w:t>
       </w:r>
       <w:proofErr w:type="spellStart"/>
@@ -26859,20 +28010,29 @@
       </w:r>
       <w:proofErr w:type="spellEnd"/>
       <w:r>
+        <w:rPr>
+          <w:lang w:val="ru-RU"/>
+        </w:rPr>
         <w:t xml:space="preserve">, </w:t>
       </w:r>
       <w:proofErr w:type="spellStart"/>
       <w:r>
         <w:t>findAllByCompany</w:t>
       </w:r>
-      <w:r>
+      <w:proofErr w:type="spellEnd"/>
+      <w:r>
+        <w:rPr>
+          <w:lang w:val="ru-RU"/>
+        </w:rPr>
         <w:t>_</w:t>
       </w:r>
       <w:r>
         <w:t>Id</w:t>
       </w:r>
-      <w:proofErr w:type="spellEnd"/>
-      <w:r>
+      <w:r>
+        <w:rPr>
+          <w:lang w:val="ru-RU"/>
+        </w:rPr>
         <w:t>).</w:t>
       </w:r>
     </w:p>
@@ -27576,18 +28736,12 @@
         <w:t>JWT</w:t>
       </w:r>
       <w:r>
-        <w:rPr>
-          <w:lang w:val="ru-RU"/>
-        </w:rPr>
         <w:t xml:space="preserve"> (</w:t>
       </w:r>
       <w:r>
         <w:t>JJWT</w:t>
       </w:r>
       <w:r>
-        <w:rPr>
-          <w:lang w:val="ru-RU"/>
-        </w:rPr>
         <w:t xml:space="preserve"> 0.12.6), </w:t>
       </w:r>
       <w:proofErr w:type="spellStart"/>
@@ -27596,27 +28750,18 @@
       </w:r>
       <w:proofErr w:type="spellEnd"/>
       <w:r>
-        <w:rPr>
-          <w:lang w:val="ru-RU"/>
-        </w:rPr>
         <w:t xml:space="preserve">, </w:t>
       </w:r>
       <w:r>
         <w:t>OAuth</w:t>
       </w:r>
       <w:r>
-        <w:rPr>
-          <w:lang w:val="ru-RU"/>
-        </w:rPr>
         <w:t xml:space="preserve">2 </w:t>
       </w:r>
       <w:r>
         <w:t>Google</w:t>
       </w:r>
       <w:r>
-        <w:rPr>
-          <w:lang w:val="ru-RU"/>
-        </w:rPr>
         <w:t xml:space="preserve">. </w:t>
       </w:r>
       <w:proofErr w:type="spellStart"/>
@@ -33919,24 +35064,43 @@
       <w:bookmarkEnd w:id="85"/>
     </w:p>
     <w:p>
-      <w:r>
-        <w:t xml:space="preserve">1. </w:t>
-      </w:r>
-      <w:proofErr w:type="spellStart"/>
-      <w:r>
-        <w:t>Создать</w:t>
-      </w:r>
-      <w:proofErr w:type="spellEnd"/>
-      <w:r>
+      <w:pPr>
+        <w:rPr>
+          <w:lang w:val="ru-RU"/>
+        </w:rPr>
+      </w:pPr>
+      <w:r>
+        <w:rPr>
+          <w:lang w:val="ru-RU"/>
+        </w:rPr>
+        <w:t xml:space="preserve">1. Создать проект в </w:t>
+      </w:r>
+      <w:r>
+        <w:t>Google</w:t>
+      </w:r>
+      <w:r>
+        <w:rPr>
+          <w:lang w:val="ru-RU"/>
+        </w:rPr>
         <w:t xml:space="preserve"> </w:t>
       </w:r>
-      <w:proofErr w:type="spellStart"/>
-      <w:r>
-        <w:t>проект</w:t>
-      </w:r>
-      <w:proofErr w:type="spellEnd"/>
-      <w:r>
-        <w:t xml:space="preserve"> в Google Cloud Console.</w:t>
+      <w:r>
+        <w:t>Cloud</w:t>
+      </w:r>
+      <w:r>
+        <w:rPr>
+          <w:lang w:val="ru-RU"/>
+        </w:rPr>
+        <w:t xml:space="preserve"> </w:t>
+      </w:r>
+      <w:r>
+        <w:t>Console</w:t>
+      </w:r>
+      <w:r>
+        <w:rPr>
+          <w:lang w:val="ru-RU"/>
+        </w:rPr>
+        <w:t>.</w:t>
       </w:r>
     </w:p>
     <w:p>
@@ -36538,97 +37702,95 @@
       </w:tr>
     </w:tbl>
     <w:p>
-      <w:pPr>
-        <w:rPr>
-          <w:lang w:val="ru-RU"/>
-        </w:rPr>
-      </w:pPr>
-      <w:r>
-        <w:rPr>
-          <w:lang w:val="ru-RU"/>
-        </w:rPr>
-        <w:t xml:space="preserve">Критический путь: Инициация → </w:t>
+      <w:r>
+        <w:rPr>
+          <w:lang w:val="ru-RU"/>
+        </w:rPr>
+        <w:t>Критический</w:t>
+      </w:r>
+      <w:r>
+        <w:t xml:space="preserve"> </w:t>
+      </w:r>
+      <w:r>
+        <w:rPr>
+          <w:lang w:val="ru-RU"/>
+        </w:rPr>
+        <w:t>путь</w:t>
+      </w:r>
+      <w:r>
+        <w:t xml:space="preserve">: </w:t>
+      </w:r>
+      <w:r>
+        <w:rPr>
+          <w:lang w:val="ru-RU"/>
+        </w:rPr>
+        <w:t>Инициация</w:t>
+      </w:r>
+      <w:r>
+        <w:t xml:space="preserve"> → </w:t>
       </w:r>
       <w:r>
         <w:t>Backend</w:t>
       </w:r>
       <w:r>
-        <w:rPr>
-          <w:lang w:val="ru-RU"/>
-        </w:rPr>
         <w:t xml:space="preserve"> (</w:t>
       </w:r>
       <w:r>
         <w:t>Auth</w:t>
       </w:r>
       <w:r>
-        <w:rPr>
-          <w:lang w:val="ru-RU"/>
-        </w:rPr>
         <w:t xml:space="preserve"> → </w:t>
       </w:r>
       <w:r>
         <w:t>Company</w:t>
       </w:r>
       <w:r>
-        <w:rPr>
-          <w:lang w:val="ru-RU"/>
-        </w:rPr>
         <w:t xml:space="preserve"> → </w:t>
       </w:r>
       <w:r>
         <w:t>Projects</w:t>
       </w:r>
       <w:r>
-        <w:rPr>
-          <w:lang w:val="ru-RU"/>
-        </w:rPr>
         <w:t xml:space="preserve"> → </w:t>
       </w:r>
       <w:r>
         <w:t>Boards</w:t>
       </w:r>
       <w:r>
-        <w:rPr>
-          <w:lang w:val="ru-RU"/>
-        </w:rPr>
         <w:t xml:space="preserve"> → </w:t>
       </w:r>
       <w:r>
         <w:t>Tasks</w:t>
       </w:r>
       <w:r>
-        <w:rPr>
-          <w:lang w:val="ru-RU"/>
-        </w:rPr>
         <w:t xml:space="preserve">) → </w:t>
       </w:r>
       <w:r>
         <w:t>Frontend</w:t>
       </w:r>
       <w:r>
-        <w:rPr>
-          <w:lang w:val="ru-RU"/>
-        </w:rPr>
         <w:t xml:space="preserve"> → </w:t>
       </w:r>
       <w:r>
         <w:t>Desktop</w:t>
       </w:r>
       <w:r>
-        <w:rPr>
-          <w:lang w:val="ru-RU"/>
-        </w:rPr>
         <w:t xml:space="preserve"> → </w:t>
       </w:r>
       <w:r>
         <w:t>Docker</w:t>
       </w:r>
       <w:r>
-        <w:rPr>
-          <w:lang w:val="ru-RU"/>
-        </w:rPr>
-        <w:t xml:space="preserve"> → Сдача.</w:t>
+        <w:t xml:space="preserve"> → </w:t>
+      </w:r>
+      <w:r>
+        <w:rPr>
+          <w:lang w:val="ru-RU"/>
+        </w:rPr>
+        <w:t>Сдача</w:t>
+      </w:r>
+      <w:r>
+        <w:t>.</w:t>
       </w:r>
     </w:p>
     <w:p>
@@ -37691,6 +38853,12 @@
     </w:p>
     <w:p>
       <w:pPr>
+        <w:pStyle w:val="ae"/>
+        <w:numPr>
+          <w:ilvl w:val="0"/>
+          <w:numId w:val="12"/>
+        </w:numPr>
+        <w:ind w:left="0" w:firstLine="709"/>
         <w:rPr>
           <w:lang w:val="ru-RU"/>
         </w:rPr>
@@ -37699,213 +38867,444 @@
         <w:rPr>
           <w:lang w:val="ru-RU"/>
         </w:rPr>
-        <w:t xml:space="preserve">1. Методические указания по выполнению курсового проекта (траектория </w:t>
-      </w:r>
-      <w:r>
-        <w:t>Enterprise</w:t>
-      </w:r>
-      <w:r>
-        <w:rPr>
-          <w:lang w:val="ru-RU"/>
-        </w:rPr>
-        <w:t>).</w:t>
+        <w:t xml:space="preserve">Гамма, Э. Приемы объектно-ориентированного проектирования. Паттерны проектирования / Э. Гамма, Р. </w:t>
+      </w:r>
+      <w:proofErr w:type="spellStart"/>
+      <w:r>
+        <w:rPr>
+          <w:lang w:val="ru-RU"/>
+        </w:rPr>
+        <w:t>Хелм</w:t>
+      </w:r>
+      <w:proofErr w:type="spellEnd"/>
+      <w:r>
+        <w:rPr>
+          <w:lang w:val="ru-RU"/>
+        </w:rPr>
+        <w:t xml:space="preserve">, Р. Джонсон, Дж. </w:t>
+      </w:r>
+      <w:proofErr w:type="spellStart"/>
+      <w:r>
+        <w:rPr>
+          <w:lang w:val="ru-RU"/>
+        </w:rPr>
+        <w:t>Влиссидес</w:t>
+      </w:r>
+      <w:proofErr w:type="spellEnd"/>
+      <w:r>
+        <w:rPr>
+          <w:lang w:val="ru-RU"/>
+        </w:rPr>
+        <w:t>. — Санкт-</w:t>
+      </w:r>
+      <w:proofErr w:type="gramStart"/>
+      <w:r>
+        <w:rPr>
+          <w:lang w:val="ru-RU"/>
+        </w:rPr>
+        <w:t>Петербург :</w:t>
+      </w:r>
+      <w:proofErr w:type="gramEnd"/>
+      <w:r>
+        <w:rPr>
+          <w:lang w:val="ru-RU"/>
+        </w:rPr>
+        <w:t xml:space="preserve"> Питер, 2021. — 368 с. — </w:t>
+      </w:r>
+      <w:proofErr w:type="gramStart"/>
+      <w:r>
+        <w:rPr>
+          <w:lang w:val="ru-RU"/>
+        </w:rPr>
+        <w:t>Текст :</w:t>
+      </w:r>
+      <w:proofErr w:type="gramEnd"/>
+      <w:r>
+        <w:rPr>
+          <w:lang w:val="ru-RU"/>
+        </w:rPr>
+        <w:t xml:space="preserve"> непосредственный.</w:t>
       </w:r>
     </w:p>
     <w:p>
       <w:pPr>
+        <w:pStyle w:val="ae"/>
+        <w:numPr>
+          <w:ilvl w:val="0"/>
+          <w:numId w:val="12"/>
+        </w:numPr>
+        <w:ind w:left="0" w:firstLine="709"/>
         <w:rPr>
           <w:lang w:val="ru-RU"/>
         </w:rPr>
       </w:pPr>
-      <w:r>
-        <w:rPr>
-          <w:lang w:val="ru-RU"/>
-        </w:rPr>
-        <w:t>2. Гамма Э. и др. При</w:t>
-      </w:r>
-      <w:r>
-        <w:rPr>
-          <w:lang w:val="ru-RU"/>
-        </w:rPr>
-        <w:t>е</w:t>
-      </w:r>
-      <w:r>
-        <w:rPr>
-          <w:lang w:val="ru-RU"/>
-        </w:rPr>
-        <w:t xml:space="preserve">мы </w:t>
-      </w:r>
       <w:proofErr w:type="spellStart"/>
       <w:r>
         <w:rPr>
           <w:lang w:val="ru-RU"/>
         </w:rPr>
-        <w:t>объектно</w:t>
+        <w:t>Фаулер</w:t>
       </w:r>
       <w:proofErr w:type="spellEnd"/>
       <w:r>
         <w:rPr>
           <w:lang w:val="ru-RU"/>
         </w:rPr>
-        <w:t>–</w:t>
-      </w:r>
-      <w:r>
-        <w:rPr>
-          <w:lang w:val="ru-RU"/>
-        </w:rPr>
-        <w:t xml:space="preserve">ориентированного проектирования. </w:t>
-      </w:r>
-      <w:r>
-        <w:rPr>
-          <w:lang w:val="ru-RU"/>
-        </w:rPr>
-        <w:t>–</w:t>
-      </w:r>
-      <w:r>
-        <w:rPr>
-          <w:lang w:val="ru-RU"/>
-        </w:rPr>
-        <w:t xml:space="preserve"> СПб.: Питер, 2021.</w:t>
+        <w:t xml:space="preserve">, М. Архитектура корпоративных программных приложений / М. </w:t>
+      </w:r>
+      <w:proofErr w:type="spellStart"/>
+      <w:r>
+        <w:rPr>
+          <w:lang w:val="ru-RU"/>
+        </w:rPr>
+        <w:t>Фаулер</w:t>
+      </w:r>
+      <w:proofErr w:type="spellEnd"/>
+      <w:r>
+        <w:rPr>
+          <w:lang w:val="ru-RU"/>
+        </w:rPr>
+        <w:t xml:space="preserve">. — </w:t>
+      </w:r>
+      <w:proofErr w:type="gramStart"/>
+      <w:r>
+        <w:rPr>
+          <w:lang w:val="ru-RU"/>
+        </w:rPr>
+        <w:t>Москва :</w:t>
+      </w:r>
+      <w:proofErr w:type="gramEnd"/>
+      <w:r>
+        <w:rPr>
+          <w:lang w:val="ru-RU"/>
+        </w:rPr>
+        <w:t xml:space="preserve"> Вильямс, 2019. — 544 с. — </w:t>
+      </w:r>
+      <w:proofErr w:type="gramStart"/>
+      <w:r>
+        <w:rPr>
+          <w:lang w:val="ru-RU"/>
+        </w:rPr>
+        <w:t>Текст :</w:t>
+      </w:r>
+      <w:proofErr w:type="gramEnd"/>
+      <w:r>
+        <w:rPr>
+          <w:lang w:val="ru-RU"/>
+        </w:rPr>
+        <w:t xml:space="preserve"> непосредственный.</w:t>
       </w:r>
     </w:p>
     <w:p>
       <w:pPr>
-        <w:rPr>
-          <w:lang w:val="ru-RU"/>
-        </w:rPr>
+        <w:pStyle w:val="ae"/>
+        <w:numPr>
+          <w:ilvl w:val="0"/>
+          <w:numId w:val="12"/>
+        </w:numPr>
+        <w:ind w:left="0" w:firstLine="709"/>
       </w:pPr>
       <w:r>
-        <w:rPr>
-          <w:lang w:val="ru-RU"/>
-        </w:rPr>
-        <w:t xml:space="preserve">3. </w:t>
-      </w:r>
-      <w:proofErr w:type="spellStart"/>
-      <w:r>
-        <w:rPr>
-          <w:lang w:val="ru-RU"/>
-        </w:rPr>
-        <w:t>Фаулер</w:t>
-      </w:r>
-      <w:proofErr w:type="spellEnd"/>
-      <w:r>
-        <w:rPr>
-          <w:lang w:val="ru-RU"/>
-        </w:rPr>
-        <w:t xml:space="preserve"> М. Архитектура корпоративных программных приложений. </w:t>
-      </w:r>
-      <w:r>
-        <w:rPr>
-          <w:lang w:val="ru-RU"/>
-        </w:rPr>
-        <w:t>–</w:t>
-      </w:r>
-      <w:r>
-        <w:rPr>
-          <w:lang w:val="ru-RU"/>
-        </w:rPr>
-        <w:t xml:space="preserve"> М.: Вильямс, 2019.</w:t>
+        <w:t xml:space="preserve">Sommerville, I. Software Engineering / I. Sommerville. — 10th ed. — Pearson, 2016. — 788 p. — </w:t>
+      </w:r>
+      <w:proofErr w:type="gramStart"/>
+      <w:r>
+        <w:t>Text :</w:t>
+      </w:r>
+      <w:proofErr w:type="gramEnd"/>
+      <w:r>
+        <w:t xml:space="preserve"> direct.</w:t>
       </w:r>
     </w:p>
     <w:p>
-      <w:r>
-        <w:t xml:space="preserve">4. Sommerville I. Software Engineering. </w:t>
-      </w:r>
-      <w:r>
-        <w:t>–</w:t>
-      </w:r>
-      <w:r>
-        <w:t xml:space="preserve"> 10th ed. </w:t>
-      </w:r>
-      <w:r>
-        <w:t>–</w:t>
-      </w:r>
-      <w:r>
-        <w:t xml:space="preserve"> Pearson, 2016.</w:t>
+      <w:pPr>
+        <w:pStyle w:val="ae"/>
+        <w:numPr>
+          <w:ilvl w:val="0"/>
+          <w:numId w:val="12"/>
+        </w:numPr>
+        <w:ind w:left="0" w:firstLine="709"/>
+        <w:rPr>
+          <w:lang w:val="ru-RU"/>
+        </w:rPr>
+      </w:pPr>
+      <w:r>
+        <w:rPr>
+          <w:lang w:val="ru-RU"/>
+        </w:rPr>
+        <w:t xml:space="preserve">Spring Boot </w:t>
+      </w:r>
+      <w:proofErr w:type="spellStart"/>
+      <w:r>
+        <w:rPr>
+          <w:lang w:val="ru-RU"/>
+        </w:rPr>
+        <w:t>Reference</w:t>
+      </w:r>
+      <w:proofErr w:type="spellEnd"/>
+      <w:r>
+        <w:rPr>
+          <w:lang w:val="ru-RU"/>
+        </w:rPr>
+        <w:t xml:space="preserve"> </w:t>
+      </w:r>
+      <w:proofErr w:type="spellStart"/>
+      <w:r>
+        <w:rPr>
+          <w:lang w:val="ru-RU"/>
+        </w:rPr>
+        <w:t>Documentation</w:t>
+      </w:r>
+      <w:proofErr w:type="spellEnd"/>
+      <w:r>
+        <w:rPr>
+          <w:lang w:val="ru-RU"/>
+        </w:rPr>
+        <w:t xml:space="preserve"> [Электронный ресурс]. — URL: https://docs.spring.io/spring-boot/docs/current/reference/html/ (дата обращения: 20.06.2026). — </w:t>
+      </w:r>
+      <w:proofErr w:type="gramStart"/>
+      <w:r>
+        <w:rPr>
+          <w:lang w:val="ru-RU"/>
+        </w:rPr>
+        <w:t>Текст :</w:t>
+      </w:r>
+      <w:proofErr w:type="gramEnd"/>
+      <w:r>
+        <w:rPr>
+          <w:lang w:val="ru-RU"/>
+        </w:rPr>
+        <w:t xml:space="preserve"> электронный.</w:t>
       </w:r>
     </w:p>
     <w:p>
-      <w:r>
-        <w:t xml:space="preserve">5. Spring Boot Reference Documentation. </w:t>
-      </w:r>
-      <w:r>
-        <w:t>–</w:t>
-      </w:r>
-      <w:r>
-        <w:t xml:space="preserve"> https://docs.spring.io/spring</w:t>
-      </w:r>
-      <w:r>
-        <w:t>–</w:t>
-      </w:r>
-      <w:r>
-        <w:t>boot/</w:t>
+      <w:pPr>
+        <w:pStyle w:val="ae"/>
+        <w:numPr>
+          <w:ilvl w:val="0"/>
+          <w:numId w:val="12"/>
+        </w:numPr>
+        <w:ind w:left="0" w:firstLine="709"/>
+        <w:rPr>
+          <w:lang w:val="ru-RU"/>
+        </w:rPr>
+      </w:pPr>
+      <w:proofErr w:type="spellStart"/>
+      <w:r>
+        <w:rPr>
+          <w:lang w:val="ru-RU"/>
+        </w:rPr>
+        <w:lastRenderedPageBreak/>
+        <w:t>React</w:t>
+      </w:r>
+      <w:proofErr w:type="spellEnd"/>
+      <w:r>
+        <w:rPr>
+          <w:lang w:val="ru-RU"/>
+        </w:rPr>
+        <w:t xml:space="preserve"> </w:t>
+      </w:r>
+      <w:proofErr w:type="spellStart"/>
+      <w:r>
+        <w:rPr>
+          <w:lang w:val="ru-RU"/>
+        </w:rPr>
+        <w:t>Documentation</w:t>
+      </w:r>
+      <w:proofErr w:type="spellEnd"/>
+      <w:r>
+        <w:rPr>
+          <w:lang w:val="ru-RU"/>
+        </w:rPr>
+        <w:t xml:space="preserve"> [Электронный ресурс]. — URL: https://react.dev/ (дата обращения: 20.06.2026). — </w:t>
+      </w:r>
+      <w:proofErr w:type="gramStart"/>
+      <w:r>
+        <w:rPr>
+          <w:lang w:val="ru-RU"/>
+        </w:rPr>
+        <w:t>Текст :</w:t>
+      </w:r>
+      <w:proofErr w:type="gramEnd"/>
+      <w:r>
+        <w:rPr>
+          <w:lang w:val="ru-RU"/>
+        </w:rPr>
+        <w:t xml:space="preserve"> электронный.</w:t>
       </w:r>
     </w:p>
     <w:p>
-      <w:r>
-        <w:t xml:space="preserve">6. React Documentation. </w:t>
-      </w:r>
-      <w:r>
-        <w:t>–</w:t>
-      </w:r>
-      <w:r>
-        <w:t xml:space="preserve"> https://react.dev/</w:t>
+      <w:pPr>
+        <w:pStyle w:val="ae"/>
+        <w:numPr>
+          <w:ilvl w:val="0"/>
+          <w:numId w:val="12"/>
+        </w:numPr>
+        <w:ind w:left="0" w:firstLine="709"/>
+        <w:rPr>
+          <w:lang w:val="ru-RU"/>
+        </w:rPr>
+      </w:pPr>
+      <w:proofErr w:type="spellStart"/>
+      <w:r>
+        <w:rPr>
+          <w:lang w:val="ru-RU"/>
+        </w:rPr>
+        <w:t>PostgreSQL</w:t>
+      </w:r>
+      <w:proofErr w:type="spellEnd"/>
+      <w:r>
+        <w:rPr>
+          <w:lang w:val="ru-RU"/>
+        </w:rPr>
+        <w:t xml:space="preserve"> 16 </w:t>
+      </w:r>
+      <w:proofErr w:type="spellStart"/>
+      <w:r>
+        <w:rPr>
+          <w:lang w:val="ru-RU"/>
+        </w:rPr>
+        <w:t>Documentation</w:t>
+      </w:r>
+      <w:proofErr w:type="spellEnd"/>
+      <w:r>
+        <w:rPr>
+          <w:lang w:val="ru-RU"/>
+        </w:rPr>
+        <w:t xml:space="preserve"> [Электронный ресурс]. — URL: https://www.postgresql.org/docs/16/ (дата обращения: 20.06.2026). — </w:t>
+      </w:r>
+      <w:proofErr w:type="gramStart"/>
+      <w:r>
+        <w:rPr>
+          <w:lang w:val="ru-RU"/>
+        </w:rPr>
+        <w:t>Текст :</w:t>
+      </w:r>
+      <w:proofErr w:type="gramEnd"/>
+      <w:r>
+        <w:rPr>
+          <w:lang w:val="ru-RU"/>
+        </w:rPr>
+        <w:t xml:space="preserve"> электронный.</w:t>
       </w:r>
     </w:p>
     <w:p>
-      <w:r>
-        <w:t xml:space="preserve">7. PostgreSQL 16 Documentation. </w:t>
-      </w:r>
-      <w:r>
-        <w:t>–</w:t>
-      </w:r>
-      <w:r>
-        <w:t xml:space="preserve"> https://www.postgresql.org/docs/16/</w:t>
+      <w:pPr>
+        <w:pStyle w:val="ae"/>
+        <w:numPr>
+          <w:ilvl w:val="0"/>
+          <w:numId w:val="12"/>
+        </w:numPr>
+        <w:ind w:left="0" w:firstLine="709"/>
+        <w:rPr>
+          <w:lang w:val="ru-RU"/>
+        </w:rPr>
+      </w:pPr>
+      <w:proofErr w:type="spellStart"/>
+      <w:r>
+        <w:rPr>
+          <w:lang w:val="ru-RU"/>
+        </w:rPr>
+        <w:t>OpenAPI</w:t>
+      </w:r>
+      <w:proofErr w:type="spellEnd"/>
+      <w:r>
+        <w:rPr>
+          <w:lang w:val="ru-RU"/>
+        </w:rPr>
+        <w:t xml:space="preserve"> </w:t>
+      </w:r>
+      <w:proofErr w:type="spellStart"/>
+      <w:r>
+        <w:rPr>
+          <w:lang w:val="ru-RU"/>
+        </w:rPr>
+        <w:t>Specification</w:t>
+      </w:r>
+      <w:proofErr w:type="spellEnd"/>
+      <w:r>
+        <w:rPr>
+          <w:lang w:val="ru-RU"/>
+        </w:rPr>
+        <w:t xml:space="preserve"> [Электронный ресурс]. — URL: https://swagger.io/specification/ (дата обращения: 20.06.2026). — </w:t>
+      </w:r>
+      <w:proofErr w:type="gramStart"/>
+      <w:r>
+        <w:rPr>
+          <w:lang w:val="ru-RU"/>
+        </w:rPr>
+        <w:t>Текст :</w:t>
+      </w:r>
+      <w:proofErr w:type="gramEnd"/>
+      <w:r>
+        <w:rPr>
+          <w:lang w:val="ru-RU"/>
+        </w:rPr>
+        <w:t xml:space="preserve"> электронный.</w:t>
       </w:r>
     </w:p>
     <w:p>
-      <w:r>
-        <w:t xml:space="preserve">8. </w:t>
-      </w:r>
+      <w:pPr>
+        <w:pStyle w:val="ae"/>
+        <w:numPr>
+          <w:ilvl w:val="0"/>
+          <w:numId w:val="12"/>
+        </w:numPr>
+        <w:ind w:left="0" w:firstLine="709"/>
+        <w:rPr>
+          <w:lang w:val="ru-RU"/>
+        </w:rPr>
+      </w:pPr>
       <w:proofErr w:type="spellStart"/>
       <w:r>
-        <w:t>OpenAPI</w:t>
+        <w:rPr>
+          <w:lang w:val="ru-RU"/>
+        </w:rPr>
+        <w:t>Docker</w:t>
       </w:r>
       <w:proofErr w:type="spellEnd"/>
       <w:r>
-        <w:t xml:space="preserve"> Specification. </w:t>
-      </w:r>
-      <w:r>
-        <w:t>–</w:t>
-      </w:r>
-      <w:r>
-        <w:t xml:space="preserve"> https://swagger.io/specification/</w:t>
+        <w:rPr>
+          <w:lang w:val="ru-RU"/>
+        </w:rPr>
+        <w:t xml:space="preserve"> </w:t>
+      </w:r>
+      <w:proofErr w:type="spellStart"/>
+      <w:r>
+        <w:rPr>
+          <w:lang w:val="ru-RU"/>
+        </w:rPr>
+        <w:t>Documentation</w:t>
+      </w:r>
+      <w:proofErr w:type="spellEnd"/>
+      <w:r>
+        <w:rPr>
+          <w:lang w:val="ru-RU"/>
+        </w:rPr>
+        <w:t xml:space="preserve"> [Электронный ресурс]. — URL: https://docs.docker.com/ (дата обращения: 20.06.2026). — </w:t>
+      </w:r>
+      <w:proofErr w:type="gramStart"/>
+      <w:r>
+        <w:rPr>
+          <w:lang w:val="ru-RU"/>
+        </w:rPr>
+        <w:t>Текст :</w:t>
+      </w:r>
+      <w:proofErr w:type="gramEnd"/>
+      <w:r>
+        <w:rPr>
+          <w:lang w:val="ru-RU"/>
+        </w:rPr>
+        <w:t xml:space="preserve"> электронный.</w:t>
       </w:r>
     </w:p>
     <w:p>
-      <w:r>
-        <w:lastRenderedPageBreak/>
-        <w:t xml:space="preserve">9. Docker Documentation. </w:t>
-      </w:r>
-      <w:r>
-        <w:t>–</w:t>
-      </w:r>
-      <w:r>
-        <w:t xml:space="preserve"> https://docs.docker.com/</w:t>
-      </w:r>
+      <w:pPr>
+        <w:rPr>
+          <w:lang w:val="ru-RU"/>
+        </w:rPr>
+      </w:pPr>
     </w:p>
-    <w:p>
-      <w:r>
-        <w:t xml:space="preserve">10. JavaFX Documentation. </w:t>
-      </w:r>
-      <w:r>
-        <w:t>–</w:t>
-      </w:r>
-      <w:r>
-        <w:t xml:space="preserve"> https://openjfx.io/</w:t>
-      </w:r>
-    </w:p>
-    <w:p/>
     <w:p>
       <w:pPr>
         <w:pStyle w:val="1"/>
@@ -38620,6 +40019,7 @@
               <w:ind w:firstLine="0"/>
             </w:pPr>
             <w:r>
+              <w:lastRenderedPageBreak/>
               <w:t>7</w:t>
             </w:r>
           </w:p>
@@ -39055,6 +40455,178 @@
       </w:rPr>
     </w:lvl>
   </w:abstractNum>
+  <w:abstractNum w:abstractNumId="10" w15:restartNumberingAfterBreak="0">
+    <w:nsid w:val="5E9E15CD"/>
+    <w:multiLevelType w:val="hybridMultilevel"/>
+    <w:tmpl w:val="05B2C08A"/>
+    <w:lvl w:ilvl="0" w:tplc="0419000F">
+      <w:start w:val="1"/>
+      <w:numFmt w:val="decimal"/>
+      <w:lvlText w:val="%1."/>
+      <w:lvlJc w:val="left"/>
+      <w:pPr>
+        <w:ind w:left="1429" w:hanging="360"/>
+      </w:pPr>
+    </w:lvl>
+    <w:lvl w:ilvl="1" w:tplc="04190019" w:tentative="1">
+      <w:start w:val="1"/>
+      <w:numFmt w:val="lowerLetter"/>
+      <w:lvlText w:val="%2."/>
+      <w:lvlJc w:val="left"/>
+      <w:pPr>
+        <w:ind w:left="2149" w:hanging="360"/>
+      </w:pPr>
+    </w:lvl>
+    <w:lvl w:ilvl="2" w:tplc="0419001B" w:tentative="1">
+      <w:start w:val="1"/>
+      <w:numFmt w:val="lowerRoman"/>
+      <w:lvlText w:val="%3."/>
+      <w:lvlJc w:val="right"/>
+      <w:pPr>
+        <w:ind w:left="2869" w:hanging="180"/>
+      </w:pPr>
+    </w:lvl>
+    <w:lvl w:ilvl="3" w:tplc="0419000F" w:tentative="1">
+      <w:start w:val="1"/>
+      <w:numFmt w:val="decimal"/>
+      <w:lvlText w:val="%4."/>
+      <w:lvlJc w:val="left"/>
+      <w:pPr>
+        <w:ind w:left="3589" w:hanging="360"/>
+      </w:pPr>
+    </w:lvl>
+    <w:lvl w:ilvl="4" w:tplc="04190019" w:tentative="1">
+      <w:start w:val="1"/>
+      <w:numFmt w:val="lowerLetter"/>
+      <w:lvlText w:val="%5."/>
+      <w:lvlJc w:val="left"/>
+      <w:pPr>
+        <w:ind w:left="4309" w:hanging="360"/>
+      </w:pPr>
+    </w:lvl>
+    <w:lvl w:ilvl="5" w:tplc="0419001B" w:tentative="1">
+      <w:start w:val="1"/>
+      <w:numFmt w:val="lowerRoman"/>
+      <w:lvlText w:val="%6."/>
+      <w:lvlJc w:val="right"/>
+      <w:pPr>
+        <w:ind w:left="5029" w:hanging="180"/>
+      </w:pPr>
+    </w:lvl>
+    <w:lvl w:ilvl="6" w:tplc="0419000F" w:tentative="1">
+      <w:start w:val="1"/>
+      <w:numFmt w:val="decimal"/>
+      <w:lvlText w:val="%7."/>
+      <w:lvlJc w:val="left"/>
+      <w:pPr>
+        <w:ind w:left="5749" w:hanging="360"/>
+      </w:pPr>
+    </w:lvl>
+    <w:lvl w:ilvl="7" w:tplc="04190019" w:tentative="1">
+      <w:start w:val="1"/>
+      <w:numFmt w:val="lowerLetter"/>
+      <w:lvlText w:val="%8."/>
+      <w:lvlJc w:val="left"/>
+      <w:pPr>
+        <w:ind w:left="6469" w:hanging="360"/>
+      </w:pPr>
+    </w:lvl>
+    <w:lvl w:ilvl="8" w:tplc="0419001B" w:tentative="1">
+      <w:start w:val="1"/>
+      <w:numFmt w:val="lowerRoman"/>
+      <w:lvlText w:val="%9."/>
+      <w:lvlJc w:val="right"/>
+      <w:pPr>
+        <w:ind w:left="7189" w:hanging="180"/>
+      </w:pPr>
+    </w:lvl>
+  </w:abstractNum>
+  <w:abstractNum w:abstractNumId="11" w15:restartNumberingAfterBreak="0">
+    <w:nsid w:val="6E2D1088"/>
+    <w:multiLevelType w:val="hybridMultilevel"/>
+    <w:tmpl w:val="A7BC8310"/>
+    <w:lvl w:ilvl="0" w:tplc="0419000F">
+      <w:start w:val="1"/>
+      <w:numFmt w:val="decimal"/>
+      <w:lvlText w:val="%1."/>
+      <w:lvlJc w:val="left"/>
+      <w:pPr>
+        <w:ind w:left="1429" w:hanging="360"/>
+      </w:pPr>
+    </w:lvl>
+    <w:lvl w:ilvl="1" w:tplc="04190019" w:tentative="1">
+      <w:start w:val="1"/>
+      <w:numFmt w:val="lowerLetter"/>
+      <w:lvlText w:val="%2."/>
+      <w:lvlJc w:val="left"/>
+      <w:pPr>
+        <w:ind w:left="2149" w:hanging="360"/>
+      </w:pPr>
+    </w:lvl>
+    <w:lvl w:ilvl="2" w:tplc="0419001B" w:tentative="1">
+      <w:start w:val="1"/>
+      <w:numFmt w:val="lowerRoman"/>
+      <w:lvlText w:val="%3."/>
+      <w:lvlJc w:val="right"/>
+      <w:pPr>
+        <w:ind w:left="2869" w:hanging="180"/>
+      </w:pPr>
+    </w:lvl>
+    <w:lvl w:ilvl="3" w:tplc="0419000F" w:tentative="1">
+      <w:start w:val="1"/>
+      <w:numFmt w:val="decimal"/>
+      <w:lvlText w:val="%4."/>
+      <w:lvlJc w:val="left"/>
+      <w:pPr>
+        <w:ind w:left="3589" w:hanging="360"/>
+      </w:pPr>
+    </w:lvl>
+    <w:lvl w:ilvl="4" w:tplc="04190019" w:tentative="1">
+      <w:start w:val="1"/>
+      <w:numFmt w:val="lowerLetter"/>
+      <w:lvlText w:val="%5."/>
+      <w:lvlJc w:val="left"/>
+      <w:pPr>
+        <w:ind w:left="4309" w:hanging="360"/>
+      </w:pPr>
+    </w:lvl>
+    <w:lvl w:ilvl="5" w:tplc="0419001B" w:tentative="1">
+      <w:start w:val="1"/>
+      <w:numFmt w:val="lowerRoman"/>
+      <w:lvlText w:val="%6."/>
+      <w:lvlJc w:val="right"/>
+      <w:pPr>
+        <w:ind w:left="5029" w:hanging="180"/>
+      </w:pPr>
+    </w:lvl>
+    <w:lvl w:ilvl="6" w:tplc="0419000F" w:tentative="1">
+      <w:start w:val="1"/>
+      <w:numFmt w:val="decimal"/>
+      <w:lvlText w:val="%7."/>
+      <w:lvlJc w:val="left"/>
+      <w:pPr>
+        <w:ind w:left="5749" w:hanging="360"/>
+      </w:pPr>
+    </w:lvl>
+    <w:lvl w:ilvl="7" w:tplc="04190019" w:tentative="1">
+      <w:start w:val="1"/>
+      <w:numFmt w:val="lowerLetter"/>
+      <w:lvlText w:val="%8."/>
+      <w:lvlJc w:val="left"/>
+      <w:pPr>
+        <w:ind w:left="6469" w:hanging="360"/>
+      </w:pPr>
+    </w:lvl>
+    <w:lvl w:ilvl="8" w:tplc="0419001B" w:tentative="1">
+      <w:start w:val="1"/>
+      <w:numFmt w:val="lowerRoman"/>
+      <w:lvlText w:val="%9."/>
+      <w:lvlJc w:val="right"/>
+      <w:pPr>
+        <w:ind w:left="7189" w:hanging="180"/>
+      </w:pPr>
+    </w:lvl>
+  </w:abstractNum>
   <w:num w:numId="1">
     <w:abstractNumId w:val="8"/>
   </w:num>
@@ -39084,6 +40656,12 @@
   </w:num>
   <w:num w:numId="10">
     <w:abstractNumId w:val="9"/>
+  </w:num>
+  <w:num w:numId="11">
+    <w:abstractNumId w:val="11"/>
+  </w:num>
+  <w:num w:numId="12">
+    <w:abstractNumId w:val="10"/>
   </w:num>
 </w:numbering>
 </file>
@@ -39688,6 +41266,7 @@
   <w:style w:type="character" w:default="1" w:styleId="a2">
     <w:name w:val="Default Paragraph Font"/>
     <w:uiPriority w:val="1"/>
+    <w:semiHidden/>
     <w:unhideWhenUsed/>
   </w:style>
   <w:style w:type="table" w:default="1" w:styleId="a3">
